--- a/docs/POTENTIAL_FUTURE_FUNCTIONALITY.docx
+++ b/docs/POTENTIAL_FUTURE_FUNCTIONALITY.docx
@@ -18,7 +18,7 @@
         <w:t>Last updated:</w:t>
       </w:r>
       <w:r>
-        <w:t xml:space="preserve"> 2026-07-31</w:t>
+        <w:t xml:space="preserve"> 2026-08-07</w:t>
       </w:r>
     </w:p>
     <w:p>
@@ -71,7 +71,26 @@
         <w:t>docs/ARCHITECTURE.md</w:t>
       </w:r>
       <w:r>
-        <w:t>, which describes the live system. Items here may be promoted to implementation plans when prioritised.</w:t>
+        <w:t xml:space="preserve">, which describes the live system. Items here may be promoted to implementation plans when prioritised. Agents: see </w:t>
+      </w:r>
+      <w:r>
+        <w:rPr>
+          <w:rFonts w:ascii="Consolas" w:hAnsi="Consolas"/>
+          <w:sz w:val="20"/>
+        </w:rPr>
+        <w:t>docs/AI_HANDOFF.md</w:t>
+      </w:r>
+      <w:r>
+        <w:t xml:space="preserve"> first (includes </w:t>
+      </w:r>
+      <w:r>
+        <w:rPr>
+          <w:b/>
+        </w:rPr>
+        <w:t>engagement phases E1–E3</w:t>
+      </w:r>
+      <w:r>
+        <w:t>).</w:t>
       </w:r>
     </w:p>
     <w:p/>
@@ -216,13 +235,54 @@
         <w:t>Current product baseline:</w:t>
       </w:r>
       <w:r>
-        <w:t xml:space="preserve"> Phase G G1–G7 shipped (weak topics through exam revision planner). Auto-correct is complete. </w:t>
+        <w:t xml:space="preserve"> Phase G G1–G7 shipped. Auto-correct complete. Solid-draft security done. </w:t>
       </w:r>
       <w:r>
         <w:rPr>
           <w:b/>
         </w:rPr>
-        <w:t>No teacher/class mode exists today.</w:t>
+        <w:t>Engagement E1–E3</w:t>
+      </w:r>
+      <w:r>
+        <w:t xml:space="preserve"> live in </w:t>
+      </w:r>
+      <w:r>
+        <w:rPr>
+          <w:rFonts w:ascii="Consolas" w:hAnsi="Consolas"/>
+          <w:sz w:val="20"/>
+        </w:rPr>
+        <w:t>docs/AI_HANDOFF.md</w:t>
+      </w:r>
+      <w:r>
+        <w:t xml:space="preserve"> §6 (planned). </w:t>
+      </w:r>
+      <w:r>
+        <w:rPr>
+          <w:b/>
+        </w:rPr>
+        <w:t>Engagement E4</w:t>
+      </w:r>
+      <w:r>
+        <w:t xml:space="preserve"> (content depth) is below §3.0. Mobile polish planned in </w:t>
+      </w:r>
+      <w:r>
+        <w:rPr>
+          <w:rFonts w:ascii="Consolas" w:hAnsi="Consolas"/>
+          <w:sz w:val="20"/>
+        </w:rPr>
+        <w:t>docs/MOBILE.md</w:t>
+      </w:r>
+      <w:r>
+        <w:t xml:space="preserve">. </w:t>
+      </w:r>
+      <w:r>
+        <w:rPr>
+          <w:b/>
+        </w:rPr>
+        <w:t>No teacher/class mode exists today</w:t>
+      </w:r>
+      <w:r>
+        <w:t xml:space="preserve"> (G8 designed in §2).</w:t>
       </w:r>
     </w:p>
     <w:p/>
@@ -2995,11 +3055,625 @@
       </w:r>
     </w:p>
     <w:p>
+      <w:r>
+        <w:rPr>
+          <w:b/>
+        </w:rPr>
+        <w:t>Near-term engagement (E1–E3)</w:t>
+      </w:r>
+      <w:r>
+        <w:t xml:space="preserve"> is tracked for implementation in </w:t>
+      </w:r>
+      <w:r>
+        <w:rPr>
+          <w:rFonts w:ascii="Consolas" w:hAnsi="Consolas"/>
+          <w:sz w:val="20"/>
+        </w:rPr>
+        <w:t>docs/AI_HANDOFF.md</w:t>
+      </w:r>
+      <w:r>
+        <w:t xml:space="preserve"> §6 — not duplicated here.</w:t>
+      </w:r>
+    </w:p>
+    <w:p>
       <w:pPr>
         <w:pStyle w:val="Heading2"/>
       </w:pPr>
       <w:r>
-        <w:t>3.1 Native mobile app</w:t>
+        <w:t>3.0 Engagement Phase E4 — Content depth (long-term / stretch)</w:t>
+      </w:r>
+    </w:p>
+    <w:p>
+      <w:r>
+        <w:t xml:space="preserve">Only after E1–E3 land and engagement metrics (DAU, session length, QOTD/feed participation) justify more content investment. Do </w:t>
+      </w:r>
+      <w:r>
+        <w:rPr>
+          <w:b/>
+        </w:rPr>
+        <w:t>not</w:t>
+      </w:r>
+      <w:r>
+        <w:t xml:space="preserve"> start by default in the same sprint as E1–E3.</w:t>
+      </w:r>
+    </w:p>
+    <w:p>
+      <w:pPr>
+        <w:pStyle w:val="Heading3"/>
+      </w:pPr>
+      <w:r>
+        <w:t>3.0.1 New real-world GCSE question styles</w:t>
+      </w:r>
+    </w:p>
+    <w:tbl>
+      <w:tblPr>
+        <w:tblStyle w:val="TableGrid"/>
+        <w:tblW w:type="auto" w:w="0"/>
+        <w:tblLook w:firstColumn="1" w:firstRow="1" w:lastColumn="0" w:lastRow="0" w:noHBand="0" w:noVBand="1" w:val="04A0"/>
+      </w:tblPr>
+      <w:tblGrid>
+        <w:gridCol w:w="4320"/>
+        <w:gridCol w:w="4320"/>
+      </w:tblGrid>
+      <w:tr>
+        <w:tc>
+          <w:tcPr>
+            <w:tcW w:type="dxa" w:w="4320"/>
+            <w:shd w:fill="E8EEF4" w:val="clear"/>
+          </w:tcPr>
+          <w:p>
+            <w:r/>
+          </w:p>
+        </w:tc>
+        <w:tc>
+          <w:tcPr>
+            <w:tcW w:type="dxa" w:w="4320"/>
+            <w:shd w:fill="E8EEF4" w:val="clear"/>
+          </w:tcPr>
+          <w:p>
+            <w:r/>
+          </w:p>
+        </w:tc>
+      </w:tr>
+      <w:tr>
+        <w:tc>
+          <w:tcPr>
+            <w:tcW w:type="dxa" w:w="4320"/>
+          </w:tcPr>
+          <w:p>
+            <w:r/>
+            <w:r>
+              <w:rPr>
+                <w:b/>
+              </w:rPr>
+              <w:t>Idea</w:t>
+            </w:r>
+          </w:p>
+        </w:tc>
+        <w:tc>
+          <w:tcPr>
+            <w:tcW w:type="dxa" w:w="4320"/>
+          </w:tcPr>
+          <w:p>
+            <w:r/>
+            <w:r>
+              <w:t xml:space="preserve">Refactor </w:t>
+            </w:r>
+            <w:r>
+              <w:rPr>
+                <w:b/>
+              </w:rPr>
+              <w:t>3–5 high-traffic GCSE topics</w:t>
+            </w:r>
+            <w:r>
+              <w:t xml:space="preserve"> (e.g. percentages, ratios, compound measures / speed) so practice items use everyday scenarios (cooking, sports, shopping) while keeping the same graders and session trust model.</w:t>
+            </w:r>
+          </w:p>
+        </w:tc>
+      </w:tr>
+      <w:tr>
+        <w:tc>
+          <w:tcPr>
+            <w:tcW w:type="dxa" w:w="4320"/>
+          </w:tcPr>
+          <w:p>
+            <w:r/>
+            <w:r>
+              <w:rPr>
+                <w:b/>
+              </w:rPr>
+              <w:t>Action</w:t>
+            </w:r>
+          </w:p>
+        </w:tc>
+        <w:tc>
+          <w:tcPr>
+            <w:tcW w:type="dxa" w:w="4320"/>
+          </w:tcPr>
+          <w:p>
+            <w:r/>
+            <w:r>
+              <w:t xml:space="preserve">Pilot on a small set; measure engagement (attempts, accuracy, time-on-task) vs control variants before rolling out across 30+ topics. Prefer new/adjusted </w:t>
+            </w:r>
+            <w:r>
+              <w:rPr>
+                <w:b/>
+              </w:rPr>
+              <w:t>variants</w:t>
+            </w:r>
+            <w:r>
+              <w:t xml:space="preserve"> inside existing generators, not a second problem engine.</w:t>
+            </w:r>
+          </w:p>
+        </w:tc>
+      </w:tr>
+      <w:tr>
+        <w:tc>
+          <w:tcPr>
+            <w:tcW w:type="dxa" w:w="4320"/>
+          </w:tcPr>
+          <w:p>
+            <w:r/>
+            <w:r>
+              <w:rPr>
+                <w:b/>
+              </w:rPr>
+              <w:t>Depends on</w:t>
+            </w:r>
+          </w:p>
+        </w:tc>
+        <w:tc>
+          <w:tcPr>
+            <w:tcW w:type="dxa" w:w="4320"/>
+          </w:tcPr>
+          <w:p>
+            <w:r/>
+            <w:r>
+              <w:t>Stable generators + auto-correct; ideally basic analytics or attempt counts already available</w:t>
+            </w:r>
+          </w:p>
+        </w:tc>
+      </w:tr>
+      <w:tr>
+        <w:tc>
+          <w:tcPr>
+            <w:tcW w:type="dxa" w:w="4320"/>
+          </w:tcPr>
+          <w:p>
+            <w:r/>
+            <w:r>
+              <w:rPr>
+                <w:b/>
+              </w:rPr>
+              <w:t>Status</w:t>
+            </w:r>
+          </w:p>
+        </w:tc>
+        <w:tc>
+          <w:tcPr>
+            <w:tcW w:type="dxa" w:w="4320"/>
+          </w:tcPr>
+          <w:p>
+            <w:r/>
+            <w:r>
+              <w:t>Stretch — after E1–E3</w:t>
+            </w:r>
+          </w:p>
+        </w:tc>
+      </w:tr>
+    </w:tbl>
+    <w:p/>
+    <w:p>
+      <w:pPr>
+        <w:pStyle w:val="Heading3"/>
+      </w:pPr>
+      <w:r>
+        <w:t>3.0.2 Sub-mascot story / farm perks</w:t>
+      </w:r>
+    </w:p>
+    <w:tbl>
+      <w:tblPr>
+        <w:tblStyle w:val="TableGrid"/>
+        <w:tblW w:type="auto" w:w="0"/>
+        <w:tblLook w:firstColumn="1" w:firstRow="1" w:lastColumn="0" w:lastRow="0" w:noHBand="0" w:noVBand="1" w:val="04A0"/>
+      </w:tblPr>
+      <w:tblGrid>
+        <w:gridCol w:w="4320"/>
+        <w:gridCol w:w="4320"/>
+      </w:tblGrid>
+      <w:tr>
+        <w:tc>
+          <w:tcPr>
+            <w:tcW w:type="dxa" w:w="4320"/>
+            <w:shd w:fill="E8EEF4" w:val="clear"/>
+          </w:tcPr>
+          <w:p>
+            <w:r/>
+          </w:p>
+        </w:tc>
+        <w:tc>
+          <w:tcPr>
+            <w:tcW w:type="dxa" w:w="4320"/>
+            <w:shd w:fill="E8EEF4" w:val="clear"/>
+          </w:tcPr>
+          <w:p>
+            <w:r/>
+          </w:p>
+        </w:tc>
+      </w:tr>
+      <w:tr>
+        <w:tc>
+          <w:tcPr>
+            <w:tcW w:type="dxa" w:w="4320"/>
+          </w:tcPr>
+          <w:p>
+            <w:r/>
+            <w:r>
+              <w:rPr>
+                <w:b/>
+              </w:rPr>
+              <w:t>Idea</w:t>
+            </w:r>
+          </w:p>
+        </w:tc>
+        <w:tc>
+          <w:tcPr>
+            <w:tcW w:type="dxa" w:w="4320"/>
+          </w:tcPr>
+          <w:p>
+            <w:r/>
+            <w:r>
+              <w:t>Deeper mascot meta-game (story arcs, collectibles, “farm” perks) beyond E1’s bot QOTD card and E3’s alien buddy.</w:t>
+            </w:r>
+          </w:p>
+        </w:tc>
+      </w:tr>
+      <w:tr>
+        <w:tc>
+          <w:tcPr>
+            <w:tcW w:type="dxa" w:w="4320"/>
+          </w:tcPr>
+          <w:p>
+            <w:r/>
+            <w:r>
+              <w:rPr>
+                <w:b/>
+              </w:rPr>
+              <w:t>Action</w:t>
+            </w:r>
+          </w:p>
+        </w:tc>
+        <w:tc>
+          <w:tcPr>
+            <w:tcW w:type="dxa" w:w="4320"/>
+          </w:tcPr>
+          <w:p>
+            <w:r/>
+            <w:r>
+              <w:t xml:space="preserve">Only if DAU / session length clearly lift after E1–E3. Needs dedicated schema, economy design, and ongoing content — treat as its </w:t>
+            </w:r>
+            <w:r>
+              <w:rPr>
+                <w:b/>
+              </w:rPr>
+              <w:t>own project</w:t>
+            </w:r>
+            <w:r>
+              <w:t>, not a quick add-on.</w:t>
+            </w:r>
+          </w:p>
+        </w:tc>
+      </w:tr>
+      <w:tr>
+        <w:tc>
+          <w:tcPr>
+            <w:tcW w:type="dxa" w:w="4320"/>
+          </w:tcPr>
+          <w:p>
+            <w:r/>
+            <w:r>
+              <w:rPr>
+                <w:b/>
+              </w:rPr>
+              <w:t>Depends on</w:t>
+            </w:r>
+          </w:p>
+        </w:tc>
+        <w:tc>
+          <w:tcPr>
+            <w:tcW w:type="dxa" w:w="4320"/>
+          </w:tcPr>
+          <w:p>
+            <w:r/>
+            <w:r>
+              <w:t>E1.2 mascot bot + E3.1 buddy patterns; product metrics</w:t>
+            </w:r>
+          </w:p>
+        </w:tc>
+      </w:tr>
+      <w:tr>
+        <w:tc>
+          <w:tcPr>
+            <w:tcW w:type="dxa" w:w="4320"/>
+          </w:tcPr>
+          <w:p>
+            <w:r/>
+            <w:r>
+              <w:rPr>
+                <w:b/>
+              </w:rPr>
+              <w:t>Status</w:t>
+            </w:r>
+          </w:p>
+        </w:tc>
+        <w:tc>
+          <w:tcPr>
+            <w:tcW w:type="dxa" w:w="4320"/>
+          </w:tcPr>
+          <w:p>
+            <w:r/>
+            <w:r>
+              <w:t>Deferred stretch</w:t>
+            </w:r>
+          </w:p>
+        </w:tc>
+      </w:tr>
+    </w:tbl>
+    <w:p/>
+    <w:p>
+      <w:pPr>
+        <w:pStyle w:val="Heading3"/>
+      </w:pPr>
+      <w:r>
+        <w:t>3.0.3 Desmos-like graphing / transform SVGs</w:t>
+      </w:r>
+    </w:p>
+    <w:tbl>
+      <w:tblPr>
+        <w:tblStyle w:val="TableGrid"/>
+        <w:tblW w:type="auto" w:w="0"/>
+        <w:tblLook w:firstColumn="1" w:firstRow="1" w:lastColumn="0" w:lastRow="0" w:noHBand="0" w:noVBand="1" w:val="04A0"/>
+      </w:tblPr>
+      <w:tblGrid>
+        <w:gridCol w:w="4320"/>
+        <w:gridCol w:w="4320"/>
+      </w:tblGrid>
+      <w:tr>
+        <w:tc>
+          <w:tcPr>
+            <w:tcW w:type="dxa" w:w="4320"/>
+            <w:shd w:fill="E8EEF4" w:val="clear"/>
+          </w:tcPr>
+          <w:p>
+            <w:r/>
+          </w:p>
+        </w:tc>
+        <w:tc>
+          <w:tcPr>
+            <w:tcW w:type="dxa" w:w="4320"/>
+            <w:shd w:fill="E8EEF4" w:val="clear"/>
+          </w:tcPr>
+          <w:p>
+            <w:r/>
+          </w:p>
+        </w:tc>
+      </w:tr>
+      <w:tr>
+        <w:tc>
+          <w:tcPr>
+            <w:tcW w:type="dxa" w:w="4320"/>
+          </w:tcPr>
+          <w:p>
+            <w:r/>
+            <w:r>
+              <w:rPr>
+                <w:b/>
+              </w:rPr>
+              <w:t>Idea</w:t>
+            </w:r>
+          </w:p>
+        </w:tc>
+        <w:tc>
+          <w:tcPr>
+            <w:tcW w:type="dxa" w:w="4320"/>
+          </w:tcPr>
+          <w:p>
+            <w:r/>
+            <w:r>
+              <w:t>Interactive graphing / transformation playground (Desmos-class UX).</w:t>
+            </w:r>
+          </w:p>
+        </w:tc>
+      </w:tr>
+      <w:tr>
+        <w:tc>
+          <w:tcPr>
+            <w:tcW w:type="dxa" w:w="4320"/>
+          </w:tcPr>
+          <w:p>
+            <w:r/>
+            <w:r>
+              <w:rPr>
+                <w:b/>
+              </w:rPr>
+              <w:t>Action</w:t>
+            </w:r>
+          </w:p>
+        </w:tc>
+        <w:tc>
+          <w:tcPr>
+            <w:tcW w:type="dxa" w:w="4320"/>
+          </w:tcPr>
+          <w:p>
+            <w:r/>
+            <w:r>
+              <w:rPr>
+                <w:b/>
+              </w:rPr>
+              <w:t>Defer indefinitely</w:t>
+            </w:r>
+            <w:r>
+              <w:t xml:space="preserve"> as a custom Canvas/SVG engine (likely 2000+ lines, high maintenance). If users explicitly request graphs, prefer </w:t>
+            </w:r>
+            <w:r>
+              <w:rPr>
+                <w:b/>
+              </w:rPr>
+              <w:t>embedding a maintained library</w:t>
+            </w:r>
+            <w:r>
+              <w:t xml:space="preserve"> (e.g. Chart.js / Plotly) for basic visualisations first — still only on demand.</w:t>
+            </w:r>
+          </w:p>
+        </w:tc>
+      </w:tr>
+      <w:tr>
+        <w:tc>
+          <w:tcPr>
+            <w:tcW w:type="dxa" w:w="4320"/>
+          </w:tcPr>
+          <w:p>
+            <w:r/>
+            <w:r>
+              <w:rPr>
+                <w:b/>
+              </w:rPr>
+              <w:t>Status</w:t>
+            </w:r>
+          </w:p>
+        </w:tc>
+        <w:tc>
+          <w:tcPr>
+            <w:tcW w:type="dxa" w:w="4320"/>
+          </w:tcPr>
+          <w:p>
+            <w:r/>
+            <w:r>
+              <w:t>Deferred — do not schedule unless there is a clear user request and capacity</w:t>
+            </w:r>
+          </w:p>
+        </w:tc>
+      </w:tr>
+    </w:tbl>
+    <w:p/>
+    <w:p>
+      <w:pPr>
+        <w:pStyle w:val="Heading2"/>
+      </w:pPr>
+      <w:r>
+        <w:t>3.1 Mobile polish (app-like PWA) + Play Android — planned</w:t>
+      </w:r>
+    </w:p>
+    <w:p>
+      <w:pPr>
+        <w:pStyle w:val="ListBullet"/>
+      </w:pPr>
+      <w:r>
+        <w:rPr>
+          <w:b/>
+        </w:rPr>
+        <w:t>Plan:</w:t>
+      </w:r>
+      <w:r>
+        <w:t xml:space="preserve"> Polish the existing site (phases </w:t>
+      </w:r>
+      <w:r>
+        <w:rPr>
+          <w:b/>
+        </w:rPr>
+        <w:t>M0–M4</w:t>
+      </w:r>
+      <w:r>
+        <w:t xml:space="preserve">), then optionally ship Android via </w:t>
+      </w:r>
+      <w:r>
+        <w:rPr>
+          <w:b/>
+        </w:rPr>
+        <w:t>TWA</w:t>
+      </w:r>
+      <w:r>
+        <w:t xml:space="preserve"> (</w:t>
+      </w:r>
+      <w:r>
+        <w:rPr>
+          <w:b/>
+        </w:rPr>
+        <w:t>M5</w:t>
+      </w:r>
+      <w:r>
+        <w:t xml:space="preserve"> HTTPS → </w:t>
+      </w:r>
+      <w:r>
+        <w:rPr>
+          <w:b/>
+        </w:rPr>
+        <w:t>M6</w:t>
+      </w:r>
+      <w:r>
+        <w:t xml:space="preserve"> wrapper → </w:t>
+      </w:r>
+      <w:r>
+        <w:rPr>
+          <w:b/>
+        </w:rPr>
+        <w:t>M7</w:t>
+      </w:r>
+      <w:r>
+        <w:t xml:space="preserve"> Play listing). One web codebase — not a separate native UI.</w:t>
+      </w:r>
+    </w:p>
+    <w:p>
+      <w:pPr>
+        <w:pStyle w:val="ListBullet"/>
+      </w:pPr>
+      <w:r>
+        <w:rPr>
+          <w:b/>
+        </w:rPr>
+        <w:t>Doc:</w:t>
+      </w:r>
+      <w:r>
+        <w:t xml:space="preserve"> </w:t>
+      </w:r>
+      <w:r>
+        <w:rPr>
+          <w:rFonts w:ascii="Consolas" w:hAnsi="Consolas"/>
+          <w:sz w:val="20"/>
+        </w:rPr>
+        <w:t>docs/MOBILE.md</w:t>
+      </w:r>
+      <w:r>
+        <w:t xml:space="preserve"> (canonical step-by-step for agents).</w:t>
+      </w:r>
+    </w:p>
+    <w:p>
+      <w:pPr>
+        <w:pStyle w:val="ListBullet"/>
+      </w:pPr>
+      <w:r>
+        <w:rPr>
+          <w:b/>
+        </w:rPr>
+        <w:t>Status:</w:t>
+      </w:r>
+      <w:r>
+        <w:t xml:space="preserve"> M0 shipped; M1–M4 planned — see </w:t>
+      </w:r>
+      <w:r>
+        <w:rPr>
+          <w:rFonts w:ascii="Consolas" w:hAnsi="Consolas"/>
+          <w:sz w:val="20"/>
+        </w:rPr>
+        <w:t>docs/MOBILE.md</w:t>
+      </w:r>
+    </w:p>
+    <w:p>
+      <w:pPr>
+        <w:pStyle w:val="Heading2"/>
+      </w:pPr>
+      <w:r>
+        <w:t>3.2 Native mobile app (beyond TWA)</w:t>
       </w:r>
     </w:p>
     <w:p>
@@ -3013,17 +3687,26 @@
         <w:t>Idea:</w:t>
       </w:r>
       <w:r>
-        <w:t xml:space="preserve"> Consume existing </w:t>
+        <w:t xml:space="preserve"> Full native or Capacitor app with offline cache / richer push — only if TWA + PWA prove insufficient. Prefer finishing </w:t>
       </w:r>
       <w:r>
         <w:rPr>
           <w:rFonts w:ascii="Consolas" w:hAnsi="Consolas"/>
           <w:sz w:val="20"/>
         </w:rPr>
-        <w:t>/api/v1/*</w:t>
+        <w:t>docs/MOBILE.md</w:t>
       </w:r>
       <w:r>
-        <w:t xml:space="preserve"> with Bearer auth; offline cache for saved problems.</w:t>
+        <w:t xml:space="preserve"> through </w:t>
+      </w:r>
+      <w:r>
+        <w:rPr>
+          <w:b/>
+        </w:rPr>
+        <w:t>M7</w:t>
+      </w:r>
+      <w:r>
+        <w:t xml:space="preserve"> first.</w:t>
       </w:r>
     </w:p>
     <w:p>
@@ -3051,7 +3734,7 @@
         <w:t>Status:</w:t>
       </w:r>
       <w:r>
-        <w:t xml:space="preserve"> Idea</w:t>
+        <w:t xml:space="preserve"> Idea — after M5–M7 if still needed</w:t>
       </w:r>
     </w:p>
     <w:p>
@@ -3059,7 +3742,7 @@
         <w:pStyle w:val="Heading2"/>
       </w:pPr>
       <w:r>
-        <w:t>3.2 Push notifications</w:t>
+        <w:t>3.3 Push notifications</w:t>
       </w:r>
     </w:p>
     <w:p>
@@ -3095,7 +3778,7 @@
         <w:pStyle w:val="Heading2"/>
       </w:pPr>
       <w:r>
-        <w:t>3.3 Assignments / teacher-suggested topics (post-G8)</w:t>
+        <w:t>3.4 Assignments / teacher-suggested topics (post-G8)</w:t>
       </w:r>
     </w:p>
     <w:p>
@@ -3131,7 +3814,7 @@
         <w:pStyle w:val="Heading2"/>
       </w:pPr>
       <w:r>
-        <w:t>3.4 School / org billing (B2B)</w:t>
+        <w:t>3.5 School / org billing (B2B)</w:t>
       </w:r>
     </w:p>
     <w:p>
@@ -3167,7 +3850,7 @@
         <w:pStyle w:val="Heading2"/>
       </w:pPr>
       <w:r>
-        <w:t>3.5 Expanded curriculum coverage</w:t>
+        <w:t>3.6 Expanded curriculum coverage</w:t>
       </w:r>
     </w:p>
     <w:p>
@@ -3203,7 +3886,7 @@
         <w:pStyle w:val="Heading2"/>
       </w:pPr>
       <w:r>
-        <w:t>3.6 Improved profile subject dropdown for revision planner</w:t>
+        <w:t>3.7 Improved profile subject dropdown for revision planner</w:t>
       </w:r>
     </w:p>
     <w:p>
@@ -3239,7 +3922,7 @@
         <w:pStyle w:val="Heading2"/>
       </w:pPr>
       <w:r>
-        <w:t>3.7 Logged-out MCQ cohort recording</w:t>
+        <w:t>3.8 Logged-out MCQ cohort recording</w:t>
       </w:r>
     </w:p>
     <w:p>
@@ -3275,7 +3958,7 @@
         <w:pStyle w:val="Heading2"/>
       </w:pPr>
       <w:r>
-        <w:t>3.8 Parent / guardian view</w:t>
+        <w:t>3.9 Parent / guardian view</w:t>
       </w:r>
     </w:p>
     <w:p>
@@ -3311,7 +3994,7 @@
         <w:pStyle w:val="Heading2"/>
       </w:pPr>
       <w:r>
-        <w:t>3.9 Advanced spaced repetition</w:t>
+        <w:t>3.10 Advanced spaced repetition</w:t>
       </w:r>
     </w:p>
     <w:p>
@@ -3347,7 +4030,7 @@
         <w:pStyle w:val="Heading2"/>
       </w:pPr>
       <w:r>
-        <w:t>3.10 AI tutoring depth</w:t>
+        <w:t>3.11 AI tutoring depth</w:t>
       </w:r>
     </w:p>
     <w:p>
@@ -3361,7 +4044,7 @@
         <w:t>Idea:</w:t>
       </w:r>
       <w:r>
-        <w:t xml:space="preserve"> Expand lesson/quiz assist beyond current explain endpoint.</w:t>
+        <w:t xml:space="preserve"> Expand lesson/quiz assist beyond current explain endpoint (E1.1 validates the existing path first — see handoff).</w:t>
       </w:r>
     </w:p>
     <w:p>
@@ -3734,6 +4417,86 @@
           </w:p>
         </w:tc>
       </w:tr>
+      <w:tr>
+        <w:tc>
+          <w:tcPr>
+            <w:tcW w:type="dxa" w:w="2880"/>
+          </w:tcPr>
+          <w:p>
+            <w:r/>
+            <w:r>
+              <w:t>E1–E3</w:t>
+            </w:r>
+          </w:p>
+        </w:tc>
+        <w:tc>
+          <w:tcPr>
+            <w:tcW w:type="dxa" w:w="2880"/>
+          </w:tcPr>
+          <w:p>
+            <w:r/>
+            <w:r>
+              <w:t>Engagement (assist smoke, mascot QOTD, FTS, avatars, buddy, friend accuracy LB)</w:t>
+            </w:r>
+          </w:p>
+        </w:tc>
+        <w:tc>
+          <w:tcPr>
+            <w:tcW w:type="dxa" w:w="2880"/>
+          </w:tcPr>
+          <w:p>
+            <w:r/>
+            <w:r>
+              <w:t xml:space="preserve">Planned in </w:t>
+            </w:r>
+            <w:r>
+              <w:rPr>
+                <w:rFonts w:ascii="Consolas" w:hAnsi="Consolas"/>
+                <w:sz w:val="20"/>
+              </w:rPr>
+              <w:t>docs/AI_HANDOFF.md</w:t>
+            </w:r>
+            <w:r>
+              <w:t xml:space="preserve"> §6</w:t>
+            </w:r>
+          </w:p>
+        </w:tc>
+      </w:tr>
+      <w:tr>
+        <w:tc>
+          <w:tcPr>
+            <w:tcW w:type="dxa" w:w="2880"/>
+          </w:tcPr>
+          <w:p>
+            <w:r/>
+            <w:r>
+              <w:t>E4</w:t>
+            </w:r>
+          </w:p>
+        </w:tc>
+        <w:tc>
+          <w:tcPr>
+            <w:tcW w:type="dxa" w:w="2880"/>
+          </w:tcPr>
+          <w:p>
+            <w:r/>
+            <w:r>
+              <w:t>Content depth (real-world styles, farm perks, Desmos-class graphs)</w:t>
+            </w:r>
+          </w:p>
+        </w:tc>
+        <w:tc>
+          <w:tcPr>
+            <w:tcW w:type="dxa" w:w="2880"/>
+          </w:tcPr>
+          <w:p>
+            <w:r/>
+            <w:r>
+              <w:t>Stretch — §3.0 this file</w:t>
+            </w:r>
+          </w:p>
+        </w:tc>
+      </w:tr>
     </w:tbl>
     <w:p/>
     <w:p/>
@@ -3755,7 +4518,7 @@
         <w:pStyle w:val="ListNumber"/>
       </w:pPr>
       <w:r>
-        <w:t xml:space="preserve">Move its description from this file into </w:t>
+        <w:t xml:space="preserve">Move its description from this file (or from handoff §6) into </w:t>
       </w:r>
       <w:r>
         <w:rPr>
@@ -3816,10 +4579,10 @@
           <w:rFonts w:ascii="Consolas" w:hAnsi="Consolas"/>
           <w:sz w:val="20"/>
         </w:rPr>
-        <w:t>Problem_Bank_AI_Handoff_Plan.md</w:t>
+        <w:t>docs/AI_HANDOFF.md</w:t>
       </w:r>
       <w:r>
-        <w:t xml:space="preserve"> status table if agents rely on it.</w:t>
+        <w:t xml:space="preserve"> status table.</w:t>
       </w:r>
     </w:p>
     <w:p>

--- a/docs/POTENTIAL_FUTURE_FUNCTIONALITY.docx
+++ b/docs/POTENTIAL_FUTURE_FUNCTIONALITY.docx
@@ -3658,7 +3658,7 @@
         <w:t>Status:</w:t>
       </w:r>
       <w:r>
-        <w:t xml:space="preserve"> M0 shipped; M1–M4 planned — see </w:t>
+        <w:t xml:space="preserve"> M0–M1 shipped; M2–M4 planned — see </w:t>
       </w:r>
       <w:r>
         <w:rPr>

--- a/docs/POTENTIAL_FUTURE_FUNCTIONALITY.docx
+++ b/docs/POTENTIAL_FUTURE_FUNCTIONALITY.docx
@@ -3658,7 +3658,16 @@
         <w:t>Status:</w:t>
       </w:r>
       <w:r>
-        <w:t xml:space="preserve"> M0–M1 shipped; M2–M4 planned — see </w:t>
+        <w:t xml:space="preserve"> </w:t>
+      </w:r>
+      <w:r>
+        <w:rPr>
+          <w:b/>
+        </w:rPr>
+        <w:t>Done (M0–M4)</w:t>
+      </w:r>
+      <w:r>
+        <w:t xml:space="preserve"> — see </w:t>
       </w:r>
       <w:r>
         <w:rPr>
@@ -3666,6 +3675,9 @@
           <w:sz w:val="20"/>
         </w:rPr>
         <w:t>docs/MOBILE.md</w:t>
+      </w:r>
+      <w:r>
+        <w:t>. M5–M7 gated on production HTTPS.</w:t>
       </w:r>
     </w:p>
     <w:p>

--- a/docs/POTENTIAL_FUTURE_FUNCTIONALITY.docx
+++ b/docs/POTENTIAL_FUTURE_FUNCTIONALITY.docx
@@ -241,10 +241,10 @@
         <w:rPr>
           <w:b/>
         </w:rPr>
-        <w:t>Engagement E1–E3</w:t>
+        <w:t>Engagement E1 shipped</w:t>
       </w:r>
       <w:r>
-        <w:t xml:space="preserve"> live in </w:t>
+        <w:t xml:space="preserve">; E2–E3 planned in </w:t>
       </w:r>
       <w:r>
         <w:rPr>
@@ -254,7 +254,7 @@
         <w:t>docs/AI_HANDOFF.md</w:t>
       </w:r>
       <w:r>
-        <w:t xml:space="preserve"> §6 (planned). </w:t>
+        <w:t xml:space="preserve"> §6. </w:t>
       </w:r>
       <w:r>
         <w:rPr>
@@ -263,7 +263,16 @@
         <w:t>Engagement E4</w:t>
       </w:r>
       <w:r>
-        <w:t xml:space="preserve"> (content depth) is below §3.0. Mobile polish planned in </w:t>
+        <w:t xml:space="preserve"> (content depth) is below §3.0. Mobile polish </w:t>
+      </w:r>
+      <w:r>
+        <w:rPr>
+          <w:b/>
+        </w:rPr>
+        <w:t>M0–M4 done</w:t>
+      </w:r>
+      <w:r>
+        <w:t xml:space="preserve"> (</w:t>
       </w:r>
       <w:r>
         <w:rPr>
@@ -273,7 +282,7 @@
         <w:t>docs/MOBILE.md</w:t>
       </w:r>
       <w:r>
-        <w:t xml:space="preserve">. </w:t>
+        <w:t xml:space="preserve">). </w:t>
       </w:r>
       <w:r>
         <w:rPr>
@@ -4459,7 +4468,13 @@
           <w:p>
             <w:r/>
             <w:r>
-              <w:t xml:space="preserve">Planned in </w:t>
+              <w:rPr>
+                <w:b/>
+              </w:rPr>
+              <w:t>E1 shipped</w:t>
+            </w:r>
+            <w:r>
+              <w:t xml:space="preserve">; E2–E3 planned in </w:t>
             </w:r>
             <w:r>
               <w:rPr>

--- a/docs/POTENTIAL_FUTURE_FUNCTIONALITY.docx
+++ b/docs/POTENTIAL_FUTURE_FUNCTIONALITY.docx
@@ -241,10 +241,10 @@
         <w:rPr>
           <w:b/>
         </w:rPr>
-        <w:t>Engagement E1 shipped</w:t>
+        <w:t>Engagement E1–E2 shipped</w:t>
       </w:r>
       <w:r>
-        <w:t xml:space="preserve">; E2–E3 planned in </w:t>
+        <w:t xml:space="preserve">; E3 planned in </w:t>
       </w:r>
       <w:r>
         <w:rPr>
@@ -4471,10 +4471,10 @@
               <w:rPr>
                 <w:b/>
               </w:rPr>
-              <w:t>E1 shipped</w:t>
+              <w:t>E1–E2 shipped</w:t>
             </w:r>
             <w:r>
-              <w:t xml:space="preserve">; E2–E3 planned in </w:t>
+              <w:t xml:space="preserve">; E3 planned in </w:t>
             </w:r>
             <w:r>
               <w:rPr>

--- a/docs/POTENTIAL_FUTURE_FUNCTIONALITY.docx
+++ b/docs/POTENTIAL_FUTURE_FUNCTIONALITY.docx
@@ -18,7 +18,7 @@
         <w:t>Last updated:</w:t>
       </w:r>
       <w:r>
-        <w:t xml:space="preserve"> 2026-08-07</w:t>
+        <w:t xml:space="preserve"> 2026-08-15</w:t>
       </w:r>
     </w:p>
     <w:p>
@@ -241,20 +241,10 @@
         <w:rPr>
           <w:b/>
         </w:rPr>
-        <w:t>Engagement E1–E2 shipped</w:t>
+        <w:t>Engagement E1–E3 shipped.</w:t>
       </w:r>
       <w:r>
-        <w:t xml:space="preserve">; E3 planned in </w:t>
-      </w:r>
-      <w:r>
-        <w:rPr>
-          <w:rFonts w:ascii="Consolas" w:hAnsi="Consolas"/>
-          <w:sz w:val="20"/>
-        </w:rPr>
-        <w:t>docs/AI_HANDOFF.md</w:t>
-      </w:r>
-      <w:r>
-        <w:t xml:space="preserve"> §6. </w:t>
+        <w:t xml:space="preserve"> </w:t>
       </w:r>
       <w:r>
         <w:rPr>
@@ -4471,20 +4461,7 @@
               <w:rPr>
                 <w:b/>
               </w:rPr>
-              <w:t>E1–E2 shipped</w:t>
-            </w:r>
-            <w:r>
-              <w:t xml:space="preserve">; E3 planned in </w:t>
-            </w:r>
-            <w:r>
-              <w:rPr>
-                <w:rFonts w:ascii="Consolas" w:hAnsi="Consolas"/>
-                <w:sz w:val="20"/>
-              </w:rPr>
-              <w:t>docs/AI_HANDOFF.md</w:t>
-            </w:r>
-            <w:r>
-              <w:t xml:space="preserve"> §6</w:t>
+              <w:t>E1–E3 shipped</w:t>
             </w:r>
           </w:p>
         </w:tc>

--- a/docs/POTENTIAL_FUTURE_FUNCTIONALITY.docx
+++ b/docs/POTENTIAL_FUTURE_FUNCTIONALITY.docx
@@ -3058,10 +3058,19 @@
         <w:rPr>
           <w:b/>
         </w:rPr>
-        <w:t>Near-term engagement (E1–E3)</w:t>
+        <w:t>Near-term engagement (E1–E3, shipped)</w:t>
       </w:r>
       <w:r>
-        <w:t xml:space="preserve"> is tracked for implementation in </w:t>
+        <w:t xml:space="preserve"> and the planned </w:t>
+      </w:r>
+      <w:r>
+        <w:rPr>
+          <w:b/>
+        </w:rPr>
+        <w:t>E5</w:t>
+      </w:r>
+      <w:r>
+        <w:t xml:space="preserve"> are tracked in </w:t>
       </w:r>
       <w:r>
         <w:rPr>
@@ -3079,21 +3088,21 @@
         <w:pStyle w:val="Heading2"/>
       </w:pPr>
       <w:r>
-        <w:t>3.0 Engagement Phase E4 — Content depth (long-term / stretch)</w:t>
+        <w:t>3.0 Engagement Phase E4 — Content depth</w:t>
       </w:r>
     </w:p>
     <w:p>
       <w:r>
-        <w:t xml:space="preserve">Only after E1–E3 land and engagement metrics (DAU, session length, QOTD/feed participation) justify more content investment. Do </w:t>
+        <w:t xml:space="preserve">E1–E3 shipped 2026-08-15. Of the three E4 items below, only </w:t>
       </w:r>
       <w:r>
         <w:rPr>
           <w:b/>
         </w:rPr>
-        <w:t>not</w:t>
+        <w:t>E4.1</w:t>
       </w:r>
       <w:r>
-        <w:t xml:space="preserve"> start by default in the same sprint as E1–E3.</w:t>
+        <w:t xml:space="preserve"> is scheduled; the other two remain stretch.</w:t>
       </w:r>
     </w:p>
     <w:p>
@@ -3156,16 +3165,7 @@
           <w:p>
             <w:r/>
             <w:r>
-              <w:t xml:space="preserve">Refactor </w:t>
-            </w:r>
-            <w:r>
-              <w:rPr>
-                <w:b/>
-              </w:rPr>
-              <w:t>3–5 high-traffic GCSE topics</w:t>
-            </w:r>
-            <w:r>
-              <w:t xml:space="preserve"> (e.g. percentages, ratios, compound measures / speed) so practice items use everyday scenarios (cooking, sports, shopping) while keeping the same graders and session trust model.</w:t>
+              <w:t>Everyday scenarios (cooking, sport, shopping, travel) for high-traffic GCSE topics, keeping the same graders and session trust model.</w:t>
             </w:r>
           </w:p>
         </w:tc>
@@ -3181,7 +3181,7 @@
               <w:rPr>
                 <w:b/>
               </w:rPr>
-              <w:t>Action</w:t>
+              <w:t>Scope now</w:t>
             </w:r>
           </w:p>
         </w:tc>
@@ -3192,16 +3192,35 @@
           <w:p>
             <w:r/>
             <w:r>
-              <w:t xml:space="preserve">Pilot on a small set; measure engagement (attempts, accuracy, time-on-task) vs control variants before rolling out across 30+ topics. Prefer new/adjusted </w:t>
+              <w:t xml:space="preserve">A third generator </w:t>
             </w:r>
             <w:r>
               <w:rPr>
                 <w:b/>
               </w:rPr>
-              <w:t>variants</w:t>
+              <w:t>question style</w:t>
             </w:r>
             <w:r>
-              <w:t xml:space="preserve"> inside existing generators, not a second problem engine.</w:t>
+              <w:t xml:space="preserve"> (</w:t>
+            </w:r>
+            <w:r>
+              <w:rPr>
+                <w:rFonts w:ascii="Consolas" w:hAnsi="Consolas"/>
+                <w:sz w:val="20"/>
+              </w:rPr>
+              <w:t>real_world</w:t>
+            </w:r>
+            <w:r>
+              <w:t xml:space="preserve">) alongside Standard and Multiple Choice, piloted on </w:t>
+            </w:r>
+            <w:r>
+              <w:rPr>
+                <w:b/>
+              </w:rPr>
+              <w:t>percentages (`fdp`), ratio and proportion, compound measures</w:t>
+            </w:r>
+            <w:r>
+              <w:t>. New variants inside the existing generators — no second problem engine, no A/B testing in v1.</w:t>
             </w:r>
           </w:p>
         </w:tc>
@@ -3217,7 +3236,7 @@
               <w:rPr>
                 <w:b/>
               </w:rPr>
-              <w:t>Depends on</w:t>
+              <w:t>Plan</w:t>
             </w:r>
           </w:p>
         </w:tc>
@@ -3228,7 +3247,13 @@
           <w:p>
             <w:r/>
             <w:r>
-              <w:t>Stable generators + auto-correct; ideally basic analytics or attempt counts already available</w:t>
+              <w:rPr>
+                <w:b/>
+              </w:rPr>
+              <w:t>`docs/REAL_WORLD_QUESTIONS.md`</w:t>
+            </w:r>
+            <w:r>
+              <w:t xml:space="preserve"> — step-by-step implementation, content authoring rules, and tests</w:t>
             </w:r>
           </w:p>
         </w:tc>
@@ -3255,7 +3280,13 @@
           <w:p>
             <w:r/>
             <w:r>
-              <w:t>Stretch — after E1–E3</w:t>
+              <w:rPr>
+                <w:b/>
+              </w:rPr>
+              <w:t>Planned and specified</w:t>
+            </w:r>
+            <w:r>
+              <w:t xml:space="preserve"> — ready to implement</w:t>
             </w:r>
           </w:p>
         </w:tc>
@@ -3767,7 +3798,94 @@
         <w:t>Idea:</w:t>
       </w:r>
       <w:r>
-        <w:t xml:space="preserve"> Mobile/web push for challenges, study-pair invites, revision due reminders.</w:t>
+        <w:t xml:space="preserve"> Mobile/web push for challenges, study-pair invites, revision due reminders. In-app notifications and the weekly email digest already exist; push means waking the user when the app is closed.</w:t>
+      </w:r>
+    </w:p>
+    <w:p>
+      <w:pPr>
+        <w:pStyle w:val="ListBullet"/>
+      </w:pPr>
+      <w:r>
+        <w:rPr>
+          <w:b/>
+        </w:rPr>
+        <w:t>Blocked by:</w:t>
+      </w:r>
+      <w:r>
+        <w:t xml:space="preserve"> a production HTTPS origin (</w:t>
+      </w:r>
+      <w:r>
+        <w:rPr>
+          <w:rFonts w:ascii="Consolas" w:hAnsi="Consolas"/>
+          <w:sz w:val="20"/>
+        </w:rPr>
+        <w:t>docs/MOBILE.md</w:t>
+      </w:r>
+      <w:r>
+        <w:t xml:space="preserve"> M5). The Push API needs a secure origin, so this cannot be tested end to end today.</w:t>
+      </w:r>
+    </w:p>
+    <w:p>
+      <w:pPr>
+        <w:pStyle w:val="ListBullet"/>
+      </w:pPr>
+      <w:r>
+        <w:rPr>
+          <w:b/>
+        </w:rPr>
+        <w:t>Scope when unblocked:</w:t>
+      </w:r>
+      <w:r>
+        <w:t xml:space="preserve"> VAPID keys, </w:t>
+      </w:r>
+      <w:r>
+        <w:rPr>
+          <w:rFonts w:ascii="Consolas" w:hAnsi="Consolas"/>
+          <w:sz w:val="20"/>
+        </w:rPr>
+        <w:t>push_subscriptions</w:t>
+      </w:r>
+      <w:r>
+        <w:t xml:space="preserve"> table, subscribe/unsubscribe endpoints, </w:t>
+      </w:r>
+      <w:r>
+        <w:rPr>
+          <w:rFonts w:ascii="Consolas" w:hAnsi="Consolas"/>
+          <w:sz w:val="20"/>
+        </w:rPr>
+        <w:t>push</w:t>
+      </w:r>
+      <w:r>
+        <w:t>/</w:t>
+      </w:r>
+      <w:r>
+        <w:rPr>
+          <w:rFonts w:ascii="Consolas" w:hAnsi="Consolas"/>
+          <w:sz w:val="20"/>
+        </w:rPr>
+        <w:t>notificationclick</w:t>
+      </w:r>
+      <w:r>
+        <w:t xml:space="preserve"> handlers in </w:t>
+      </w:r>
+      <w:r>
+        <w:rPr>
+          <w:rFonts w:ascii="Consolas" w:hAnsi="Consolas"/>
+          <w:sz w:val="20"/>
+        </w:rPr>
+        <w:t>static/js/sw.js</w:t>
+      </w:r>
+      <w:r>
+        <w:t xml:space="preserve">, default-off opt-in, quiet hours, no question content or real names in payloads — written up as </w:t>
+      </w:r>
+      <w:r>
+        <w:rPr>
+          <w:b/>
+        </w:rPr>
+        <w:t>E5.7 in `docs/ENGAGEMENT_E5.md`</w:t>
+      </w:r>
+      <w:r>
+        <w:t>.</w:t>
       </w:r>
     </w:p>
     <w:p>
@@ -3781,7 +3899,7 @@
         <w:t>Status:</w:t>
       </w:r>
       <w:r>
-        <w:t xml:space="preserve"> Idea — in-app notifications exist; push does not</w:t>
+        <w:t xml:space="preserve"> Specified, gated on M5</w:t>
       </w:r>
     </w:p>
     <w:p>
@@ -3911,7 +4029,57 @@
         <w:t>Idea:</w:t>
       </w:r>
       <w:r>
-        <w:t xml:space="preserve"> Client-side subject list updates when level changes (currently server-rendered for saved plan level only).</w:t>
+        <w:t xml:space="preserve"> On </w:t>
+      </w:r>
+      <w:r>
+        <w:rPr>
+          <w:rFonts w:ascii="Consolas" w:hAnsi="Consolas"/>
+          <w:sz w:val="20"/>
+        </w:rPr>
+        <w:t>/profile</w:t>
+      </w:r>
+      <w:r>
+        <w:t xml:space="preserve">, the exam-plan Subject list is server-rendered for one level (the saved plan's, else </w:t>
+      </w:r>
+      <w:r>
+        <w:rPr>
+          <w:rFonts w:ascii="Consolas" w:hAnsi="Consolas"/>
+          <w:sz w:val="20"/>
+        </w:rPr>
+        <w:t>gcse</w:t>
+      </w:r>
+      <w:r>
+        <w:t xml:space="preserve">), so changing Level in the browser can leave an invalid level/subject pair selected. Filter the list client-side, reusing </w:t>
+      </w:r>
+      <w:r>
+        <w:rPr>
+          <w:rFonts w:ascii="Consolas" w:hAnsi="Consolas"/>
+          <w:sz w:val="20"/>
+        </w:rPr>
+        <w:t>initGeneratorForm</w:t>
+      </w:r>
+      <w:r>
+        <w:t xml:space="preserve">'s </w:t>
+      </w:r>
+      <w:r>
+        <w:rPr>
+          <w:rFonts w:ascii="Consolas" w:hAnsi="Consolas"/>
+          <w:sz w:val="20"/>
+        </w:rPr>
+        <w:t>setOptionVisibility</w:t>
+      </w:r>
+      <w:r>
+        <w:t xml:space="preserve"> helper in </w:t>
+      </w:r>
+      <w:r>
+        <w:rPr>
+          <w:rFonts w:ascii="Consolas" w:hAnsi="Consolas"/>
+          <w:sz w:val="20"/>
+        </w:rPr>
+        <w:t>static/js/site.js</w:t>
+      </w:r>
+      <w:r>
+        <w:t>.</w:t>
       </w:r>
     </w:p>
     <w:p>
@@ -3925,7 +4093,16 @@
         <w:t>Status:</w:t>
       </w:r>
       <w:r>
-        <w:t xml:space="preserve"> Idea — small UX polish</w:t>
+        <w:t xml:space="preserve"> Specified as </w:t>
+      </w:r>
+      <w:r>
+        <w:rPr>
+          <w:b/>
+        </w:rPr>
+        <w:t>E5.6 in `docs/ENGAGEMENT_E5.md`</w:t>
+      </w:r>
+      <w:r>
+        <w:t xml:space="preserve"> — small UX polish</w:t>
       </w:r>
     </w:p>
     <w:p>
@@ -4474,7 +4651,7 @@
           <w:p>
             <w:r/>
             <w:r>
-              <w:t>E4</w:t>
+              <w:t>E4.1</w:t>
             </w:r>
           </w:p>
         </w:tc>
@@ -4485,7 +4662,49 @@
           <w:p>
             <w:r/>
             <w:r>
-              <w:t>Content depth (real-world styles, farm perks, Desmos-class graphs)</w:t>
+              <w:t>Real-world question style (percentages, ratio, compound measures)</w:t>
+            </w:r>
+          </w:p>
+        </w:tc>
+        <w:tc>
+          <w:tcPr>
+            <w:tcW w:type="dxa" w:w="2880"/>
+          </w:tcPr>
+          <w:p>
+            <w:r/>
+            <w:r>
+              <w:t xml:space="preserve">Planned — </w:t>
+            </w:r>
+            <w:r>
+              <w:rPr>
+                <w:rFonts w:ascii="Consolas" w:hAnsi="Consolas"/>
+                <w:sz w:val="20"/>
+              </w:rPr>
+              <w:t>docs/REAL_WORLD_QUESTIONS.md</w:t>
+            </w:r>
+          </w:p>
+        </w:tc>
+      </w:tr>
+      <w:tr>
+        <w:tc>
+          <w:tcPr>
+            <w:tcW w:type="dxa" w:w="2880"/>
+          </w:tcPr>
+          <w:p>
+            <w:r/>
+            <w:r>
+              <w:t>E4.2 / E4.3</w:t>
+            </w:r>
+          </w:p>
+        </w:tc>
+        <w:tc>
+          <w:tcPr>
+            <w:tcW w:type="dxa" w:w="2880"/>
+          </w:tcPr>
+          <w:p>
+            <w:r/>
+            <w:r>
+              <w:t>Mascot farm perks, Desmos-class graphs</w:t>
             </w:r>
           </w:p>
         </w:tc>
@@ -4497,6 +4716,48 @@
             <w:r/>
             <w:r>
               <w:t>Stretch — §3.0 this file</w:t>
+            </w:r>
+          </w:p>
+        </w:tc>
+      </w:tr>
+      <w:tr>
+        <w:tc>
+          <w:tcPr>
+            <w:tcW w:type="dxa" w:w="2880"/>
+          </w:tcPr>
+          <w:p>
+            <w:r/>
+            <w:r>
+              <w:t>E5</w:t>
+            </w:r>
+          </w:p>
+        </w:tc>
+        <w:tc>
+          <w:tcPr>
+            <w:tcW w:type="dxa" w:w="2880"/>
+          </w:tcPr>
+          <w:p>
+            <w:r/>
+            <w:r>
+              <w:t>Retention polish (buddy v0.5, badges, QOTD week, streak freeze, avatar unlocks, planner dropdown, push)</w:t>
+            </w:r>
+          </w:p>
+        </w:tc>
+        <w:tc>
+          <w:tcPr>
+            <w:tcW w:type="dxa" w:w="2880"/>
+          </w:tcPr>
+          <w:p>
+            <w:r/>
+            <w:r>
+              <w:t xml:space="preserve">Planned — </w:t>
+            </w:r>
+            <w:r>
+              <w:rPr>
+                <w:rFonts w:ascii="Consolas" w:hAnsi="Consolas"/>
+                <w:sz w:val="20"/>
+              </w:rPr>
+              <w:t>docs/ENGAGEMENT_E5.md</w:t>
             </w:r>
           </w:p>
         </w:tc>
